--- a/link_eshopworld/Documentation/eShopWorld_ABTasty_Integration.docx
+++ b/link_eshopworld/Documentation/eShopWorld_ABTasty_Integration.docx
@@ -152,7 +152,7 @@
                                     <w:sz w:val="20"/>
                                     <w:szCs w:val="20"/>
                                   </w:rPr>
-                                  <w:t>8</w:t>
+                                  <w:t>9</w:t>
                                 </w:r>
                               </w:p>
                               <w:p>
@@ -184,14 +184,7 @@
                                     <w:sz w:val="20"/>
                                     <w:szCs w:val="20"/>
                                   </w:rPr>
-                                  <w:t>September</w:t>
-                                </w:r>
-                                <w:r>
-                                  <w:rPr>
-                                    <w:sz w:val="20"/>
-                                    <w:szCs w:val="20"/>
-                                  </w:rPr>
-                                  <w:t xml:space="preserve"> </w:t>
+                                  <w:t xml:space="preserve">October </w:t>
                                 </w:r>
                                 <w:r>
                                   <w:rPr>
@@ -294,7 +287,7 @@
                               <w:sz w:val="20"/>
                               <w:szCs w:val="20"/>
                             </w:rPr>
-                            <w:t>8</w:t>
+                            <w:t>9</w:t>
                           </w:r>
                         </w:p>
                         <w:p>
@@ -326,14 +319,7 @@
                               <w:sz w:val="20"/>
                               <w:szCs w:val="20"/>
                             </w:rPr>
-                            <w:t>September</w:t>
-                          </w:r>
-                          <w:r>
-                            <w:rPr>
-                              <w:sz w:val="20"/>
-                              <w:szCs w:val="20"/>
-                            </w:rPr>
-                            <w:t xml:space="preserve"> </w:t>
+                            <w:t xml:space="preserve">October </w:t>
                           </w:r>
                           <w:r>
                             <w:rPr>
@@ -7698,7 +7684,6 @@
   <w:style w:type="character" w:default="1" w:styleId="DefaultParagraphFont">
     <w:name w:val="Default Paragraph Font"/>
     <w:uiPriority w:val="1"/>
-    <w:semiHidden/>
     <w:unhideWhenUsed/>
   </w:style>
   <w:style w:type="table" w:default="1" w:styleId="TableNormal">

--- a/link_eshopworld/Documentation/eShopWorld_ABTasty_Integration.docx
+++ b/link_eshopworld/Documentation/eShopWorld_ABTasty_Integration.docx
@@ -145,14 +145,14 @@
                                     <w:sz w:val="20"/>
                                     <w:szCs w:val="20"/>
                                   </w:rPr>
-                                  <w:t>: 4.</w:t>
+                                  <w:t xml:space="preserve">: </w:t>
                                 </w:r>
                                 <w:r>
                                   <w:rPr>
                                     <w:sz w:val="20"/>
                                     <w:szCs w:val="20"/>
                                   </w:rPr>
-                                  <w:t>9</w:t>
+                                  <w:t>5.0.0</w:t>
                                 </w:r>
                               </w:p>
                               <w:p>
@@ -184,14 +184,28 @@
                                     <w:sz w:val="20"/>
                                     <w:szCs w:val="20"/>
                                   </w:rPr>
-                                  <w:t xml:space="preserve">October </w:t>
+                                  <w:t>February</w:t>
                                 </w:r>
                                 <w:r>
                                   <w:rPr>
                                     <w:sz w:val="20"/>
                                     <w:szCs w:val="20"/>
                                   </w:rPr>
-                                  <w:t>2025</w:t>
+                                  <w:t xml:space="preserve"> </w:t>
+                                </w:r>
+                                <w:r>
+                                  <w:rPr>
+                                    <w:sz w:val="20"/>
+                                    <w:szCs w:val="20"/>
+                                  </w:rPr>
+                                  <w:t>202</w:t>
+                                </w:r>
+                                <w:r>
+                                  <w:rPr>
+                                    <w:sz w:val="20"/>
+                                    <w:szCs w:val="20"/>
+                                  </w:rPr>
+                                  <w:t>6</w:t>
                                 </w:r>
                               </w:p>
                               <w:p>
@@ -213,7 +227,7 @@
                                   <w:rPr>
                                     <w:rStyle w:val="span"/>
                                   </w:rPr>
-                                  <w:t>5</w:t>
+                                  <w:t>6</w:t>
                                 </w:r>
                                 <w:r>
                                   <w:rPr>
@@ -280,14 +294,14 @@
                               <w:sz w:val="20"/>
                               <w:szCs w:val="20"/>
                             </w:rPr>
-                            <w:t>: 4.</w:t>
+                            <w:t xml:space="preserve">: </w:t>
                           </w:r>
                           <w:r>
                             <w:rPr>
                               <w:sz w:val="20"/>
                               <w:szCs w:val="20"/>
                             </w:rPr>
-                            <w:t>9</w:t>
+                            <w:t>5.0.0</w:t>
                           </w:r>
                         </w:p>
                         <w:p>
@@ -319,14 +333,28 @@
                               <w:sz w:val="20"/>
                               <w:szCs w:val="20"/>
                             </w:rPr>
-                            <w:t xml:space="preserve">October </w:t>
+                            <w:t>February</w:t>
                           </w:r>
                           <w:r>
                             <w:rPr>
                               <w:sz w:val="20"/>
                               <w:szCs w:val="20"/>
                             </w:rPr>
-                            <w:t>2025</w:t>
+                            <w:t xml:space="preserve"> </w:t>
+                          </w:r>
+                          <w:r>
+                            <w:rPr>
+                              <w:sz w:val="20"/>
+                              <w:szCs w:val="20"/>
+                            </w:rPr>
+                            <w:t>202</w:t>
+                          </w:r>
+                          <w:r>
+                            <w:rPr>
+                              <w:sz w:val="20"/>
+                              <w:szCs w:val="20"/>
+                            </w:rPr>
+                            <w:t>6</w:t>
                           </w:r>
                         </w:p>
                         <w:p>
@@ -348,7 +376,7 @@
                             <w:rPr>
                               <w:rStyle w:val="span"/>
                             </w:rPr>
-                            <w:t>5</w:t>
+                            <w:t>6</w:t>
                           </w:r>
                           <w:r>
                             <w:rPr>
@@ -7684,6 +7712,7 @@
   <w:style w:type="character" w:default="1" w:styleId="DefaultParagraphFont">
     <w:name w:val="Default Paragraph Font"/>
     <w:uiPriority w:val="1"/>
+    <w:semiHidden/>
     <w:unhideWhenUsed/>
   </w:style>
   <w:style w:type="table" w:default="1" w:styleId="TableNormal">

--- a/link_eshopworld/Documentation/eShopWorld_ABTasty_Integration.docx
+++ b/link_eshopworld/Documentation/eShopWorld_ABTasty_Integration.docx
@@ -145,21 +145,14 @@
                                     <w:sz w:val="20"/>
                                     <w:szCs w:val="20"/>
                                   </w:rPr>
-                                  <w:t>: 4.</w:t>
+                                  <w:t xml:space="preserve">: </w:t>
                                 </w:r>
                                 <w:r>
                                   <w:rPr>
                                     <w:sz w:val="20"/>
                                     <w:szCs w:val="20"/>
                                   </w:rPr>
-                                  <w:t>7</w:t>
-                                </w:r>
-                                <w:r>
-                                  <w:rPr>
-                                    <w:sz w:val="20"/>
-                                    <w:szCs w:val="20"/>
-                                  </w:rPr>
-                                  <w:t>.1</w:t>
+                                  <w:t>5.0.0</w:t>
                                 </w:r>
                               </w:p>
                               <w:p>
@@ -191,14 +184,28 @@
                                     <w:sz w:val="20"/>
                                     <w:szCs w:val="20"/>
                                   </w:rPr>
-                                  <w:t>July</w:t>
+                                  <w:t>February</w:t>
                                 </w:r>
                                 <w:r>
                                   <w:rPr>
                                     <w:sz w:val="20"/>
                                     <w:szCs w:val="20"/>
                                   </w:rPr>
-                                  <w:t xml:space="preserve"> 2025</w:t>
+                                  <w:t xml:space="preserve"> </w:t>
+                                </w:r>
+                                <w:r>
+                                  <w:rPr>
+                                    <w:sz w:val="20"/>
+                                    <w:szCs w:val="20"/>
+                                  </w:rPr>
+                                  <w:t>202</w:t>
+                                </w:r>
+                                <w:r>
+                                  <w:rPr>
+                                    <w:sz w:val="20"/>
+                                    <w:szCs w:val="20"/>
+                                  </w:rPr>
+                                  <w:t>6</w:t>
                                 </w:r>
                               </w:p>
                               <w:p>
@@ -220,7 +227,7 @@
                                   <w:rPr>
                                     <w:rStyle w:val="span"/>
                                   </w:rPr>
-                                  <w:t>5</w:t>
+                                  <w:t>6</w:t>
                                 </w:r>
                                 <w:r>
                                   <w:rPr>
@@ -287,21 +294,14 @@
                               <w:sz w:val="20"/>
                               <w:szCs w:val="20"/>
                             </w:rPr>
-                            <w:t>: 4.</w:t>
+                            <w:t xml:space="preserve">: </w:t>
                           </w:r>
                           <w:r>
                             <w:rPr>
                               <w:sz w:val="20"/>
                               <w:szCs w:val="20"/>
                             </w:rPr>
-                            <w:t>7</w:t>
-                          </w:r>
-                          <w:r>
-                            <w:rPr>
-                              <w:sz w:val="20"/>
-                              <w:szCs w:val="20"/>
-                            </w:rPr>
-                            <w:t>.1</w:t>
+                            <w:t>5.0.0</w:t>
                           </w:r>
                         </w:p>
                         <w:p>
@@ -333,14 +333,28 @@
                               <w:sz w:val="20"/>
                               <w:szCs w:val="20"/>
                             </w:rPr>
-                            <w:t>July</w:t>
+                            <w:t>February</w:t>
                           </w:r>
                           <w:r>
                             <w:rPr>
                               <w:sz w:val="20"/>
                               <w:szCs w:val="20"/>
                             </w:rPr>
-                            <w:t xml:space="preserve"> 2025</w:t>
+                            <w:t xml:space="preserve"> </w:t>
+                          </w:r>
+                          <w:r>
+                            <w:rPr>
+                              <w:sz w:val="20"/>
+                              <w:szCs w:val="20"/>
+                            </w:rPr>
+                            <w:t>202</w:t>
+                          </w:r>
+                          <w:r>
+                            <w:rPr>
+                              <w:sz w:val="20"/>
+                              <w:szCs w:val="20"/>
+                            </w:rPr>
+                            <w:t>6</w:t>
                           </w:r>
                         </w:p>
                         <w:p>
@@ -362,7 +376,7 @@
                             <w:rPr>
                               <w:rStyle w:val="span"/>
                             </w:rPr>
-                            <w:t>5</w:t>
+                            <w:t>6</w:t>
                           </w:r>
                           <w:r>
                             <w:rPr>

--- a/link_eshopworld/Documentation/eShopWorld_ABTasty_Integration.docx
+++ b/link_eshopworld/Documentation/eShopWorld_ABTasty_Integration.docx
@@ -152,7 +152,21 @@
                                     <w:sz w:val="20"/>
                                     <w:szCs w:val="20"/>
                                   </w:rPr>
-                                  <w:t>5.0.0</w:t>
+                                  <w:t>5.</w:t>
+                                </w:r>
+                                <w:r>
+                                  <w:rPr>
+                                    <w:sz w:val="20"/>
+                                    <w:szCs w:val="20"/>
+                                  </w:rPr>
+                                  <w:t>1</w:t>
+                                </w:r>
+                                <w:r>
+                                  <w:rPr>
+                                    <w:sz w:val="20"/>
+                                    <w:szCs w:val="20"/>
+                                  </w:rPr>
+                                  <w:t>.0</w:t>
                                 </w:r>
                               </w:p>
                               <w:p>
@@ -184,7 +198,7 @@
                                     <w:sz w:val="20"/>
                                     <w:szCs w:val="20"/>
                                   </w:rPr>
-                                  <w:t>February</w:t>
+                                  <w:t>May</w:t>
                                 </w:r>
                                 <w:r>
                                   <w:rPr>
@@ -301,7 +315,21 @@
                               <w:sz w:val="20"/>
                               <w:szCs w:val="20"/>
                             </w:rPr>
-                            <w:t>5.0.0</w:t>
+                            <w:t>5.</w:t>
+                          </w:r>
+                          <w:r>
+                            <w:rPr>
+                              <w:sz w:val="20"/>
+                              <w:szCs w:val="20"/>
+                            </w:rPr>
+                            <w:t>1</w:t>
+                          </w:r>
+                          <w:r>
+                            <w:rPr>
+                              <w:sz w:val="20"/>
+                              <w:szCs w:val="20"/>
+                            </w:rPr>
+                            <w:t>.0</w:t>
                           </w:r>
                         </w:p>
                         <w:p>
@@ -333,7 +361,7 @@
                               <w:sz w:val="20"/>
                               <w:szCs w:val="20"/>
                             </w:rPr>
-                            <w:t>February</w:t>
+                            <w:t>May</w:t>
                           </w:r>
                           <w:r>
                             <w:rPr>

--- a/link_eshopworld/Documentation/eShopWorld_ABTasty_Integration.docx
+++ b/link_eshopworld/Documentation/eShopWorld_ABTasty_Integration.docx
@@ -166,7 +166,14 @@
                                     <w:sz w:val="20"/>
                                     <w:szCs w:val="20"/>
                                   </w:rPr>
-                                  <w:t>.0</w:t>
+                                  <w:t>.</w:t>
+                                </w:r>
+                                <w:r>
+                                  <w:rPr>
+                                    <w:sz w:val="20"/>
+                                    <w:szCs w:val="20"/>
+                                  </w:rPr>
+                                  <w:t>1</w:t>
                                 </w:r>
                               </w:p>
                               <w:p>
@@ -198,7 +205,7 @@
                                     <w:sz w:val="20"/>
                                     <w:szCs w:val="20"/>
                                   </w:rPr>
-                                  <w:t>May</w:t>
+                                  <w:t>June</w:t>
                                 </w:r>
                                 <w:r>
                                   <w:rPr>
@@ -329,7 +336,14 @@
                               <w:sz w:val="20"/>
                               <w:szCs w:val="20"/>
                             </w:rPr>
-                            <w:t>.0</w:t>
+                            <w:t>.</w:t>
+                          </w:r>
+                          <w:r>
+                            <w:rPr>
+                              <w:sz w:val="20"/>
+                              <w:szCs w:val="20"/>
+                            </w:rPr>
+                            <w:t>1</w:t>
                           </w:r>
                         </w:p>
                         <w:p>
@@ -361,7 +375,7 @@
                               <w:sz w:val="20"/>
                               <w:szCs w:val="20"/>
                             </w:rPr>
-                            <w:t>May</w:t>
+                            <w:t>June</w:t>
                           </w:r>
                           <w:r>
                             <w:rPr>

--- a/link_eshopworld/Documentation/eShopWorld_ABTasty_Integration.docx
+++ b/link_eshopworld/Documentation/eShopWorld_ABTasty_Integration.docx
@@ -152,7 +152,28 @@
                                     <w:sz w:val="20"/>
                                     <w:szCs w:val="20"/>
                                   </w:rPr>
-                                  <w:t>5.0.0</w:t>
+                                  <w:t>5.</w:t>
+                                </w:r>
+                                <w:r>
+                                  <w:rPr>
+                                    <w:sz w:val="20"/>
+                                    <w:szCs w:val="20"/>
+                                  </w:rPr>
+                                  <w:t>1</w:t>
+                                </w:r>
+                                <w:r>
+                                  <w:rPr>
+                                    <w:sz w:val="20"/>
+                                    <w:szCs w:val="20"/>
+                                  </w:rPr>
+                                  <w:t>.</w:t>
+                                </w:r>
+                                <w:r>
+                                  <w:rPr>
+                                    <w:sz w:val="20"/>
+                                    <w:szCs w:val="20"/>
+                                  </w:rPr>
+                                  <w:t>1</w:t>
                                 </w:r>
                               </w:p>
                               <w:p>
@@ -184,7 +205,7 @@
                                     <w:sz w:val="20"/>
                                     <w:szCs w:val="20"/>
                                   </w:rPr>
-                                  <w:t>February</w:t>
+                                  <w:t>June</w:t>
                                 </w:r>
                                 <w:r>
                                   <w:rPr>
@@ -301,7 +322,28 @@
                               <w:sz w:val="20"/>
                               <w:szCs w:val="20"/>
                             </w:rPr>
-                            <w:t>5.0.0</w:t>
+                            <w:t>5.</w:t>
+                          </w:r>
+                          <w:r>
+                            <w:rPr>
+                              <w:sz w:val="20"/>
+                              <w:szCs w:val="20"/>
+                            </w:rPr>
+                            <w:t>1</w:t>
+                          </w:r>
+                          <w:r>
+                            <w:rPr>
+                              <w:sz w:val="20"/>
+                              <w:szCs w:val="20"/>
+                            </w:rPr>
+                            <w:t>.</w:t>
+                          </w:r>
+                          <w:r>
+                            <w:rPr>
+                              <w:sz w:val="20"/>
+                              <w:szCs w:val="20"/>
+                            </w:rPr>
+                            <w:t>1</w:t>
                           </w:r>
                         </w:p>
                         <w:p>
@@ -333,7 +375,7 @@
                               <w:sz w:val="20"/>
                               <w:szCs w:val="20"/>
                             </w:rPr>
-                            <w:t>February</w:t>
+                            <w:t>June</w:t>
                           </w:r>
                           <w:r>
                             <w:rPr>
